--- a/assets/starter-pack/rebuilt/FLK_02_Capability_Statement_Template.docx
+++ b/assets/starter-pack/rebuilt/FLK_02_Capability_Statement_Template.docx
@@ -15,7 +15,7 @@
         </w:tblBorders>
       </w:tblPr>
       <w:tblGrid>
-        <w:gridCol w:w="100"/>
+        <w:gridCol w:w="10800"/>
       </w:tblGrid>
       <w:tr>
         <w:trPr>
@@ -138,9 +138,9 @@
         </w:tblBorders>
       </w:tblPr>
       <w:tblGrid>
-        <w:gridCol w:w="100"/>
-        <w:gridCol w:w="100"/>
-        <w:gridCol w:w="100"/>
+        <w:gridCol w:w="3600"/>
+        <w:gridCol w:w="3600"/>
+        <w:gridCol w:w="3600"/>
       </w:tblGrid>
       <w:tr>
         <w:trPr>
@@ -431,8 +431,8 @@
         </w:tblBorders>
       </w:tblPr>
       <w:tblGrid>
-        <w:gridCol w:w="100"/>
-        <w:gridCol w:w="100"/>
+        <w:gridCol w:w="5400"/>
+        <w:gridCol w:w="5400"/>
       </w:tblGrid>
       <w:tr>
         <w:trPr>
@@ -620,8 +620,8 @@
               </w:tblBorders>
             </w:tblPr>
             <w:tblGrid>
-              <w:gridCol w:w="100"/>
-              <w:gridCol w:w="100"/>
+              <w:gridCol w:w="2560"/>
+              <w:gridCol w:w="2560"/>
             </w:tblGrid>
             <w:tr>
               <w:trPr>
@@ -975,8 +975,8 @@
         </w:tblBorders>
       </w:tblPr>
       <w:tblGrid>
-        <w:gridCol w:w="100"/>
-        <w:gridCol w:w="100"/>
+        <w:gridCol w:w="5400"/>
+        <w:gridCol w:w="5400"/>
       </w:tblGrid>
       <w:tr>
         <w:trPr>
@@ -1366,7 +1366,7 @@
         </w:tblBorders>
       </w:tblPr>
       <w:tblGrid>
-        <w:gridCol w:w="100"/>
+        <w:gridCol w:w="10800"/>
       </w:tblGrid>
       <w:tr>
         <w:trPr>
@@ -1418,10 +1418,10 @@
               </w:tblBorders>
             </w:tblPr>
             <w:tblGrid>
-              <w:gridCol w:w="100"/>
-              <w:gridCol w:w="100"/>
-              <w:gridCol w:w="100"/>
-              <w:gridCol w:w="100"/>
+              <w:gridCol w:w="1400"/>
+              <w:gridCol w:w="1200"/>
+              <w:gridCol w:w="1000"/>
+              <w:gridCol w:w="1800"/>
             </w:tblGrid>
             <w:tr>
               <w:trPr>
@@ -2027,7 +2027,7 @@
         </w:tblBorders>
       </w:tblPr>
       <w:tblGrid>
-        <w:gridCol w:w="100"/>
+        <w:gridCol w:w="10800"/>
       </w:tblGrid>
       <w:tr>
         <w:trPr>
